--- a/plusz dolgok projectbe.docx
+++ b/plusz dolgok projectbe.docx
@@ -150,6 +150,61 @@
         <w:t xml:space="preserve"> van es csak a &lt;300 termek vannak ott</w:t>
       </w:r>
     </w:p>
+    <w:p>
+      <w:proofErr w:type="spellStart"/>
+      <w:r>
+        <w:t>orarend</w:t>
+      </w:r>
+      <w:proofErr w:type="spellEnd"/>
+      <w:r>
+        <w:t>…</w:t>
+      </w:r>
+    </w:p>
+    <w:p>
+      <w:r>
+        <w:t xml:space="preserve">termek </w:t>
+      </w:r>
+      <w:proofErr w:type="spellStart"/>
+      <w:r>
+        <w:t>szerkesztesenek</w:t>
+      </w:r>
+      <w:proofErr w:type="spellEnd"/>
+      <w:r>
+        <w:t xml:space="preserve"> elmentese</w:t>
+      </w:r>
+    </w:p>
+    <w:p>
+      <w:proofErr w:type="spellStart"/>
+      <w:r>
+        <w:t>dark</w:t>
+      </w:r>
+      <w:proofErr w:type="spellEnd"/>
+      <w:r>
+        <w:t xml:space="preserve"> </w:t>
+      </w:r>
+      <w:proofErr w:type="spellStart"/>
+      <w:r>
+        <w:t>mode</w:t>
+      </w:r>
+      <w:proofErr w:type="spellEnd"/>
+      <w:r>
+        <w:t>.</w:t>
+      </w:r>
+    </w:p>
+    <w:p>
+      <w:r>
+        <w:t xml:space="preserve">jobb </w:t>
+      </w:r>
+      <w:proofErr w:type="spellStart"/>
+      <w:r>
+        <w:t>terkep</w:t>
+      </w:r>
+      <w:proofErr w:type="spellEnd"/>
+      <w:r>
+        <w:t xml:space="preserve"> amivel termek nem csak gombok</w:t>
+      </w:r>
+    </w:p>
+    <w:p/>
     <w:p/>
     <w:sectPr>
       <w:pgSz w:w="11906" w:h="16838"/>
